--- a/EXPORTS/DOCX/published/niveau3/English/MOudenbosch.docx
+++ b/EXPORTS/DOCX/published/niveau3/English/MOudenbosch.docx
@@ -185,7 +185,7 @@
           <w:rFonts w:ascii="Charis SIL Regular" w:hAnsi="Charis SIL Regular" w:eastAsia="Charis SIL Regular"/>
           <w:b w:val="0"/>
           <w:i w:val="0"/>
-          <w:color w:val="0066CC"/>
+          <w:color w:val="0000FF"/>
           <w:sz w:val="24"/>
           <w:u w:val="single"/>
         </w:rPr>
@@ -203,7 +203,7 @@
           <w:rFonts w:ascii="Charis SIL Regular" w:hAnsi="Charis SIL Regular" w:eastAsia="Charis SIL Regular"/>
           <w:b w:val="0"/>
           <w:i w:val="0"/>
-          <w:color w:val="0066CC"/>
+          <w:color w:val="0000FF"/>
           <w:sz w:val="24"/>
           <w:u w:val="single"/>
         </w:rPr>
@@ -228,21 +228,14 @@
       </w:r>
       <w:r>
         <w:rPr>
-          <w:u w:val="single" w:color="0066cc"/>
+          <w:u w:val="single" w:color="0000ff"/>
           <w:rFonts w:ascii="Charis SIL Regular" w:hAnsi="Charis SIL Regular" w:eastAsia="Charis SIL Regular"/>
           <w:b w:val="0"/>
           <w:i w:val="0"/>
           <w:color w:val="000000"/>
           <w:sz w:val="24"/>
         </w:rPr>
-        <w:hyperlink r:id="rId9" w:history="1">
-          <w:r>
-            <w:rPr>
-              <w:rStyle w:val="Hyperlink"/>
-            </w:rPr>
-            <w:t xml:space="preserve"> Broede</w:t>
-          </w:r>
-        </w:hyperlink>
+        <w:t xml:space="preserve"> Broede</w:t>
       </w:r>
       <w:r>
         <w:rPr>
@@ -256,7 +249,7 @@
       </w:r>
       <w:r>
         <w:rPr>
-          <w:u w:val="single" w:color="0066cc"/>
+          <w:u w:val="single" w:color="0000ff"/>
           <w:rFonts w:ascii="Charis SIL Regular" w:hAnsi="Charis SIL Regular" w:eastAsia="Charis SIL Regular"/>
           <w:b w:val="0"/>
           <w:i w:val="0"/>
@@ -377,7 +370,7 @@
           <w:rFonts w:ascii="Charis SIL Regular" w:hAnsi="Charis SIL Regular" w:eastAsia="Charis SIL Regular"/>
           <w:b w:val="0"/>
           <w:i w:val="0"/>
-          <w:color w:val="0066CC"/>
+          <w:color w:val="0000FF"/>
           <w:sz w:val="24"/>
           <w:u w:val="single"/>
         </w:rPr>
@@ -395,7 +388,7 @@
           <w:rFonts w:ascii="Charis SIL Regular" w:hAnsi="Charis SIL Regular" w:eastAsia="Charis SIL Regular"/>
           <w:b w:val="0"/>
           <w:i w:val="0"/>
-          <w:color w:val="0066CC"/>
+          <w:color w:val="0000FF"/>
           <w:sz w:val="24"/>
           <w:u w:val="single"/>
         </w:rPr>
@@ -406,7 +399,7 @@
           <w:rFonts w:ascii="Charis SIL Regular" w:hAnsi="Charis SIL Regular" w:eastAsia="Charis SIL Regular"/>
           <w:b w:val="0"/>
           <w:i w:val="0"/>
-          <w:color w:val="0066CC"/>
+          <w:color w:val="0000FF"/>
           <w:sz w:val="24"/>
           <w:u w:val="single"/>
         </w:rPr>
@@ -441,7 +434,7 @@
       </w:r>
       <w:r>
         <w:rPr>
-          <w:u w:val="single" w:color="0066cc"/>
+          <w:u w:val="single" w:color="0000ff"/>
           <w:rFonts w:ascii="Charis SIL Regular" w:hAnsi="Charis SIL Regular" w:eastAsia="Charis SIL Regular"/>
           <w:b w:val="0"/>
           <w:i w:val="0"/>
@@ -459,7 +452,7 @@
       </w:r>
       <w:r>
         <w:rPr>
-          <w:u w:val="single" w:color="0066cc"/>
+          <w:u w:val="single" w:color="0000ff"/>
           <w:rFonts w:ascii="Charis SIL Regular" w:hAnsi="Charis SIL Regular" w:eastAsia="Charis SIL Regular"/>
           <w:b w:val="0"/>
           <w:i w:val="0"/>
@@ -477,7 +470,7 @@
       </w:r>
       <w:r>
         <w:rPr>
-          <w:u w:val="single" w:color="0066cc"/>
+          <w:u w:val="single" w:color="0000ff"/>
           <w:rFonts w:ascii="Charis SIL Regular" w:hAnsi="Charis SIL Regular" w:eastAsia="Charis SIL Regular"/>
           <w:b w:val="0"/>
           <w:i w:val="0"/>
@@ -678,7 +671,7 @@
           <w:rFonts w:ascii="Charis SIL Regular" w:hAnsi="Charis SIL Regular" w:eastAsia="Charis SIL Regular"/>
           <w:b w:val="0"/>
           <w:i w:val="0"/>
-          <w:color w:val="0066CC"/>
+          <w:color w:val="0000FF"/>
           <w:sz w:val="24"/>
           <w:u w:val="single"/>
         </w:rPr>
@@ -696,7 +689,7 @@
           <w:rFonts w:ascii="Charis SIL Regular" w:hAnsi="Charis SIL Regular" w:eastAsia="Charis SIL Regular"/>
           <w:b w:val="0"/>
           <w:i w:val="0"/>
-          <w:color w:val="0066CC"/>
+          <w:color w:val="0000FF"/>
           <w:sz w:val="24"/>
           <w:u w:val="single"/>
         </w:rPr>
@@ -707,7 +700,7 @@
           <w:rFonts w:ascii="Charis SIL Regular" w:hAnsi="Charis SIL Regular" w:eastAsia="Charis SIL Regular"/>
           <w:b w:val="0"/>
           <w:i w:val="0"/>
-          <w:color w:val="0066CC"/>
+          <w:color w:val="0000FF"/>
           <w:sz w:val="24"/>
           <w:u w:val="single"/>
         </w:rPr>
@@ -785,7 +778,7 @@
           <w:rFonts w:ascii="Charis SIL Regular" w:hAnsi="Charis SIL Regular" w:eastAsia="Charis SIL Regular"/>
           <w:b w:val="0"/>
           <w:i w:val="0"/>
-          <w:color w:val="0066CC"/>
+          <w:color w:val="0000FF"/>
           <w:sz w:val="24"/>
           <w:u w:val="single"/>
         </w:rPr>
@@ -810,7 +803,7 @@
       </w:r>
       <w:r>
         <w:rPr>
-          <w:u w:val="single" w:color="0066cc"/>
+          <w:u w:val="single" w:color="0000ff"/>
           <w:rFonts w:ascii="Charis SIL Regular" w:hAnsi="Charis SIL Regular" w:eastAsia="Charis SIL Regular"/>
           <w:b w:val="0"/>
           <w:i w:val="0"/>
@@ -841,7 +834,7 @@
           <w:rFonts w:ascii="Charis SIL Regular" w:hAnsi="Charis SIL Regular" w:eastAsia="Charis SIL Regular"/>
           <w:b w:val="0"/>
           <w:i w:val="0"/>
-          <w:color w:val="0066CC"/>
+          <w:color w:val="0000FF"/>
           <w:sz w:val="24"/>
           <w:u w:val="single"/>
         </w:rPr>
@@ -859,7 +852,7 @@
           <w:rFonts w:ascii="Charis SIL Regular" w:hAnsi="Charis SIL Regular" w:eastAsia="Charis SIL Regular"/>
           <w:b w:val="0"/>
           <w:i w:val="0"/>
-          <w:color w:val="0066CC"/>
+          <w:color w:val="0000FF"/>
           <w:sz w:val="24"/>
           <w:u w:val="single"/>
         </w:rPr>
@@ -870,7 +863,7 @@
           <w:rFonts w:ascii="Charis SIL Regular" w:hAnsi="Charis SIL Regular" w:eastAsia="Charis SIL Regular"/>
           <w:b w:val="0"/>
           <w:i w:val="0"/>
-          <w:color w:val="0066CC"/>
+          <w:color w:val="0000FF"/>
           <w:sz w:val="24"/>
           <w:u w:val="single"/>
         </w:rPr>
@@ -898,7 +891,7 @@
       <w:pPr>
         <w:sectPr>
           <w:pgSz w:w="11900" w:h="16840"/>
-          <w:pgMar w:top="448" w:right="936" w:bottom="502" w:left="950" w:header="720" w:footer="720" w:gutter="0"/>
+          <w:pgMar w:top="448" w:right="946" w:bottom="502" w:left="950" w:header="720" w:footer="720" w:gutter="0"/>
           <w:cols/>
           <w:docGrid w:linePitch="360"/>
         </w:sectPr>
@@ -957,7 +950,7 @@
           <w:rFonts w:ascii="Charis SIL Regular" w:hAnsi="Charis SIL Regular" w:eastAsia="Charis SIL Regular"/>
           <w:b w:val="0"/>
           <w:i w:val="0"/>
-          <w:color w:val="0066CC"/>
+          <w:color w:val="0000FF"/>
           <w:sz w:val="24"/>
           <w:u w:val="single"/>
         </w:rPr>
@@ -978,7 +971,7 @@
           <w:rFonts w:ascii="Charis SIL Regular" w:hAnsi="Charis SIL Regular" w:eastAsia="Charis SIL Regular"/>
           <w:b w:val="0"/>
           <w:i w:val="0"/>
-          <w:color w:val="0066CC"/>
+          <w:color w:val="0000FF"/>
           <w:sz w:val="24"/>
           <w:u w:val="single"/>
         </w:rPr>
@@ -1002,7 +995,7 @@
           <w:rFonts w:ascii="Charis SIL Regular" w:hAnsi="Charis SIL Regular" w:eastAsia="Charis SIL Regular"/>
           <w:b w:val="0"/>
           <w:i w:val="0"/>
-          <w:color w:val="0066CC"/>
+          <w:color w:val="0000FF"/>
           <w:sz w:val="24"/>
           <w:u w:val="single"/>
         </w:rPr>
@@ -1013,7 +1006,7 @@
           <w:rFonts w:ascii="Charis SIL Regular" w:hAnsi="Charis SIL Regular" w:eastAsia="Charis SIL Regular"/>
           <w:b w:val="0"/>
           <w:i w:val="0"/>
-          <w:color w:val="0066CC"/>
+          <w:color w:val="0000FF"/>
           <w:sz w:val="24"/>
           <w:u w:val="single"/>
         </w:rPr>
@@ -1037,7 +1030,7 @@
           <w:rFonts w:ascii="Charis SIL Regular" w:hAnsi="Charis SIL Regular" w:eastAsia="Charis SIL Regular"/>
           <w:b w:val="0"/>
           <w:i w:val="0"/>
-          <w:color w:val="0066CC"/>
+          <w:color w:val="0000FF"/>
           <w:sz w:val="24"/>
           <w:u w:val="single"/>
         </w:rPr>
@@ -1048,7 +1041,7 @@
           <w:rFonts w:ascii="Charis SIL Regular" w:hAnsi="Charis SIL Regular" w:eastAsia="Charis SIL Regular"/>
           <w:b w:val="0"/>
           <w:i w:val="0"/>
-          <w:color w:val="0066CC"/>
+          <w:color w:val="0000FF"/>
           <w:sz w:val="24"/>
           <w:u w:val="single"/>
         </w:rPr>
@@ -1072,7 +1065,7 @@
           <w:rFonts w:ascii="Charis SIL Regular" w:hAnsi="Charis SIL Regular" w:eastAsia="Charis SIL Regular"/>
           <w:b w:val="0"/>
           <w:i w:val="0"/>
-          <w:color w:val="0066CC"/>
+          <w:color w:val="0000FF"/>
           <w:sz w:val="24"/>
           <w:u w:val="single"/>
         </w:rPr>
@@ -1083,7 +1076,7 @@
           <w:rFonts w:ascii="Charis SIL Regular" w:hAnsi="Charis SIL Regular" w:eastAsia="Charis SIL Regular"/>
           <w:b w:val="0"/>
           <w:i w:val="0"/>
-          <w:color w:val="0066CC"/>
+          <w:color w:val="0000FF"/>
           <w:sz w:val="24"/>
           <w:u w:val="single"/>
         </w:rPr>
@@ -1107,7 +1100,7 @@
           <w:rFonts w:ascii="Charis SIL Regular" w:hAnsi="Charis SIL Regular" w:eastAsia="Charis SIL Regular"/>
           <w:b w:val="0"/>
           <w:i w:val="0"/>
-          <w:color w:val="0066CC"/>
+          <w:color w:val="0000FF"/>
           <w:sz w:val="24"/>
           <w:u w:val="single"/>
         </w:rPr>
@@ -1131,7 +1124,7 @@
           <w:rFonts w:ascii="Charis SIL Regular" w:hAnsi="Charis SIL Regular" w:eastAsia="Charis SIL Regular"/>
           <w:b w:val="0"/>
           <w:i w:val="0"/>
-          <w:color w:val="0066CC"/>
+          <w:color w:val="0000FF"/>
           <w:sz w:val="24"/>
           <w:u w:val="single"/>
         </w:rPr>
@@ -1155,7 +1148,7 @@
           <w:rFonts w:ascii="Charis SIL Regular" w:hAnsi="Charis SIL Regular" w:eastAsia="Charis SIL Regular"/>
           <w:b w:val="0"/>
           <w:i w:val="0"/>
-          <w:color w:val="0066CC"/>
+          <w:color w:val="0000FF"/>
           <w:sz w:val="24"/>
           <w:u w:val="single"/>
         </w:rPr>
@@ -1179,7 +1172,7 @@
           <w:rFonts w:ascii="Charis SIL Regular" w:hAnsi="Charis SIL Regular" w:eastAsia="Charis SIL Regular"/>
           <w:b w:val="0"/>
           <w:i w:val="0"/>
-          <w:color w:val="0066CC"/>
+          <w:color w:val="0000FF"/>
           <w:sz w:val="24"/>
           <w:u w:val="single"/>
         </w:rPr>
@@ -1203,7 +1196,7 @@
           <w:rFonts w:ascii="Charis SIL Regular" w:hAnsi="Charis SIL Regular" w:eastAsia="Charis SIL Regular"/>
           <w:b w:val="0"/>
           <w:i w:val="0"/>
-          <w:color w:val="0066CC"/>
+          <w:color w:val="0000FF"/>
           <w:sz w:val="24"/>
           <w:u w:val="single"/>
         </w:rPr>
@@ -1214,7 +1207,7 @@
           <w:rFonts w:ascii="Charis SIL Regular" w:hAnsi="Charis SIL Regular" w:eastAsia="Charis SIL Regular"/>
           <w:b w:val="0"/>
           <w:i w:val="0"/>
-          <w:color w:val="0066CC"/>
+          <w:color w:val="0000FF"/>
           <w:sz w:val="24"/>
           <w:u w:val="single"/>
         </w:rPr>
@@ -1238,7 +1231,7 @@
           <w:rFonts w:ascii="Charis SIL Regular" w:hAnsi="Charis SIL Regular" w:eastAsia="Charis SIL Regular"/>
           <w:b w:val="0"/>
           <w:i w:val="0"/>
-          <w:color w:val="0066CC"/>
+          <w:color w:val="0000FF"/>
           <w:sz w:val="24"/>
           <w:u w:val="single"/>
         </w:rPr>
@@ -1262,7 +1255,7 @@
           <w:rFonts w:ascii="Charis SIL Regular" w:hAnsi="Charis SIL Regular" w:eastAsia="Charis SIL Regular"/>
           <w:b w:val="0"/>
           <w:i w:val="0"/>
-          <w:color w:val="0066CC"/>
+          <w:color w:val="0000FF"/>
           <w:sz w:val="24"/>
           <w:u w:val="single"/>
         </w:rPr>
@@ -1273,7 +1266,7 @@
           <w:rFonts w:ascii="Charis SIL Regular" w:hAnsi="Charis SIL Regular" w:eastAsia="Charis SIL Regular"/>
           <w:b w:val="0"/>
           <w:i w:val="0"/>
-          <w:color w:val="0066CC"/>
+          <w:color w:val="0000FF"/>
           <w:sz w:val="24"/>
           <w:u w:val="single"/>
         </w:rPr>
@@ -1424,7 +1417,7 @@
           <w:rFonts w:ascii="Charis SIL Regular" w:hAnsi="Charis SIL Regular" w:eastAsia="Charis SIL Regular"/>
           <w:b w:val="0"/>
           <w:i w:val="0"/>
-          <w:color w:val="0066CC"/>
+          <w:color w:val="0000FF"/>
           <w:sz w:val="24"/>
           <w:u w:val="single"/>
         </w:rPr>
@@ -1442,7 +1435,7 @@
           <w:rFonts w:ascii="Charis SIL Regular" w:hAnsi="Charis SIL Regular" w:eastAsia="Charis SIL Regular"/>
           <w:b w:val="0"/>
           <w:i w:val="0"/>
-          <w:color w:val="0066CC"/>
+          <w:color w:val="0000FF"/>
           <w:sz w:val="24"/>
           <w:u w:val="single"/>
         </w:rPr>
@@ -1460,7 +1453,7 @@
           <w:rFonts w:ascii="Charis SIL Regular" w:hAnsi="Charis SIL Regular" w:eastAsia="Charis SIL Regular"/>
           <w:b w:val="0"/>
           <w:i w:val="0"/>
-          <w:color w:val="0066CC"/>
+          <w:color w:val="0000FF"/>
           <w:sz w:val="24"/>
           <w:u w:val="single"/>
         </w:rPr>
@@ -1551,7 +1544,7 @@
           <w:rFonts w:ascii="Charis SIL Regular" w:hAnsi="Charis SIL Regular" w:eastAsia="Charis SIL Regular"/>
           <w:b w:val="0"/>
           <w:i w:val="0"/>
-          <w:color w:val="0066CC"/>
+          <w:color w:val="0000FF"/>
           <w:sz w:val="24"/>
           <w:u w:val="single"/>
         </w:rPr>
@@ -1569,7 +1562,7 @@
           <w:rFonts w:ascii="Charis SIL Regular" w:hAnsi="Charis SIL Regular" w:eastAsia="Charis SIL Regular"/>
           <w:b w:val="0"/>
           <w:i w:val="0"/>
-          <w:color w:val="0066CC"/>
+          <w:color w:val="0000FF"/>
           <w:sz w:val="24"/>
           <w:u w:val="single"/>
         </w:rPr>
@@ -1587,7 +1580,7 @@
           <w:rFonts w:ascii="Charis SIL Regular" w:hAnsi="Charis SIL Regular" w:eastAsia="Charis SIL Regular"/>
           <w:b w:val="0"/>
           <w:i w:val="0"/>
-          <w:color w:val="0066CC"/>
+          <w:color w:val="0000FF"/>
           <w:sz w:val="24"/>
           <w:u w:val="single"/>
         </w:rPr>
@@ -1605,7 +1598,7 @@
           <w:rFonts w:ascii="Charis SIL Regular" w:hAnsi="Charis SIL Regular" w:eastAsia="Charis SIL Regular"/>
           <w:b w:val="0"/>
           <w:i w:val="0"/>
-          <w:color w:val="0066CC"/>
+          <w:color w:val="0000FF"/>
           <w:sz w:val="24"/>
           <w:u w:val="single"/>
         </w:rPr>
@@ -1623,7 +1616,7 @@
           <w:rFonts w:ascii="Charis SIL Regular" w:hAnsi="Charis SIL Regular" w:eastAsia="Charis SIL Regular"/>
           <w:b w:val="0"/>
           <w:i w:val="0"/>
-          <w:color w:val="0066CC"/>
+          <w:color w:val="0000FF"/>
           <w:sz w:val="24"/>
           <w:u w:val="single"/>
         </w:rPr>
@@ -1641,7 +1634,7 @@
           <w:rFonts w:ascii="Charis SIL Regular" w:hAnsi="Charis SIL Regular" w:eastAsia="Charis SIL Regular"/>
           <w:b w:val="0"/>
           <w:i w:val="0"/>
-          <w:color w:val="0066CC"/>
+          <w:color w:val="0000FF"/>
           <w:sz w:val="24"/>
           <w:u w:val="single"/>
         </w:rPr>
@@ -1659,7 +1652,7 @@
           <w:rFonts w:ascii="Charis SIL Regular" w:hAnsi="Charis SIL Regular" w:eastAsia="Charis SIL Regular"/>
           <w:b w:val="0"/>
           <w:i w:val="0"/>
-          <w:color w:val="0066CC"/>
+          <w:color w:val="0000FF"/>
           <w:sz w:val="24"/>
           <w:u w:val="single"/>
         </w:rPr>
@@ -1677,7 +1670,7 @@
           <w:rFonts w:ascii="Charis SIL Regular" w:hAnsi="Charis SIL Regular" w:eastAsia="Charis SIL Regular"/>
           <w:b w:val="0"/>
           <w:i w:val="0"/>
-          <w:color w:val="0066CC"/>
+          <w:color w:val="0000FF"/>
           <w:sz w:val="24"/>
           <w:u w:val="single"/>
         </w:rPr>
@@ -1778,7 +1771,7 @@
           <w:rFonts w:ascii="Charis SIL Regular" w:hAnsi="Charis SIL Regular" w:eastAsia="Charis SIL Regular"/>
           <w:b w:val="0"/>
           <w:i w:val="0"/>
-          <w:color w:val="0066CC"/>
+          <w:color w:val="0000FF"/>
           <w:sz w:val="24"/>
         </w:rPr>
         <w:hyperlink r:id="rId15" w:history="1">
@@ -1795,7 +1788,7 @@
           <w:rFonts w:ascii="Charis SIL Regular" w:hAnsi="Charis SIL Regular" w:eastAsia="Charis SIL Regular"/>
           <w:b w:val="0"/>
           <w:i w:val="0"/>
-          <w:color w:val="0066CC"/>
+          <w:color w:val="0000FF"/>
           <w:sz w:val="24"/>
         </w:rPr>
         <w:hyperlink r:id="rId15" w:history="1">
@@ -1812,7 +1805,7 @@
           <w:rFonts w:ascii="Charis SIL Regular" w:hAnsi="Charis SIL Regular" w:eastAsia="Charis SIL Regular"/>
           <w:b w:val="0"/>
           <w:i w:val="0"/>
-          <w:color w:val="0066CC"/>
+          <w:color w:val="0000FF"/>
           <w:sz w:val="24"/>
         </w:rPr>
         <w:hyperlink r:id="rId15" w:history="1">
@@ -1829,7 +1822,7 @@
           <w:rFonts w:ascii="Charis SIL Regular" w:hAnsi="Charis SIL Regular" w:eastAsia="Charis SIL Regular"/>
           <w:b w:val="0"/>
           <w:i w:val="0"/>
-          <w:color w:val="0066CC"/>
+          <w:color w:val="0000FF"/>
           <w:sz w:val="24"/>
         </w:rPr>
         <w:hyperlink r:id="rId15" w:history="1">
@@ -1846,7 +1839,7 @@
           <w:rFonts w:ascii="Charis SIL Regular" w:hAnsi="Charis SIL Regular" w:eastAsia="Charis SIL Regular"/>
           <w:b w:val="0"/>
           <w:i w:val="0"/>
-          <w:color w:val="0066CC"/>
+          <w:color w:val="0000FF"/>
           <w:sz w:val="24"/>
         </w:rPr>
         <w:hyperlink r:id="rId15" w:history="1">
@@ -1863,7 +1856,7 @@
           <w:rFonts w:ascii="Charis SIL Regular" w:hAnsi="Charis SIL Regular" w:eastAsia="Charis SIL Regular"/>
           <w:b w:val="0"/>
           <w:i w:val="0"/>
-          <w:color w:val="0066CC"/>
+          <w:color w:val="0000FF"/>
           <w:sz w:val="24"/>
         </w:rPr>
         <w:hyperlink r:id="rId15" w:history="1">
@@ -1880,7 +1873,7 @@
           <w:rFonts w:ascii="Charis SIL Regular" w:hAnsi="Charis SIL Regular" w:eastAsia="Charis SIL Regular"/>
           <w:b w:val="0"/>
           <w:i w:val="0"/>
-          <w:color w:val="0066CC"/>
+          <w:color w:val="0000FF"/>
           <w:sz w:val="24"/>
           <w:u w:val="single"/>
         </w:rPr>
@@ -1898,7 +1891,7 @@
           <w:rFonts w:ascii="Charis SIL Regular" w:hAnsi="Charis SIL Regular" w:eastAsia="Charis SIL Regular"/>
           <w:b w:val="0"/>
           <w:i w:val="0"/>
-          <w:color w:val="0066CC"/>
+          <w:color w:val="0000FF"/>
           <w:sz w:val="24"/>
           <w:u w:val="single"/>
         </w:rPr>
@@ -1916,9 +1909,8 @@
           <w:rFonts w:ascii="Charis SIL Regular" w:hAnsi="Charis SIL Regular" w:eastAsia="Charis SIL Regular"/>
           <w:b w:val="0"/>
           <w:i w:val="0"/>
-          <w:color w:val="0066CC"/>
+          <w:color w:val="0000FF"/>
           <w:sz w:val="24"/>
-          <w:u w:val="single"/>
         </w:rPr>
         <w:hyperlink r:id="rId15" w:history="1">
           <w:r>

--- a/EXPORTS/DOCX/published/niveau3/English/MOudenbosch.docx
+++ b/EXPORTS/DOCX/published/niveau3/English/MOudenbosch.docx
@@ -235,7 +235,14 @@
           <w:color w:val="000000"/>
           <w:sz w:val="24"/>
         </w:rPr>
-        <w:t xml:space="preserve"> Broede</w:t>
+        <w:hyperlink r:id="rId9" w:history="1">
+          <w:r>
+            <w:rPr>
+              <w:rStyle w:val="Hyperlink"/>
+            </w:rPr>
+            <w:t xml:space="preserve"> Broede</w:t>
+          </w:r>
+        </w:hyperlink>
       </w:r>
       <w:r>
         <w:rPr>
@@ -1875,51 +1882,8 @@
           <w:i w:val="0"/>
           <w:color w:val="0000FF"/>
           <w:sz w:val="24"/>
-          <w:u w:val="single"/>
         </w:rPr>
-        <w:hyperlink r:id="rId15" w:history="1">
-          <w:r>
-            <w:rPr>
-              <w:rStyle w:val="Hyperlink"/>
-            </w:rPr>
-            <w:t>museum</w:t>
-          </w:r>
-        </w:hyperlink>
-      </w:r>
-      <w:r>
-        <w:rPr>
-          <w:rFonts w:ascii="Charis SIL Regular" w:hAnsi="Charis SIL Regular" w:eastAsia="Charis SIL Regular"/>
-          <w:b w:val="0"/>
-          <w:i w:val="0"/>
-          <w:color w:val="0000FF"/>
-          <w:sz w:val="24"/>
-          <w:u w:val="single"/>
-        </w:rPr>
-        <w:hyperlink r:id="rId15" w:history="1">
-          <w:r>
-            <w:rPr>
-              <w:rStyle w:val="Hyperlink"/>
-            </w:rPr>
-            <w:t>-</w:t>
-          </w:r>
-        </w:hyperlink>
-      </w:r>
-      <w:r>
-        <w:rPr>
-          <w:rFonts w:ascii="Charis SIL Regular" w:hAnsi="Charis SIL Regular" w:eastAsia="Charis SIL Regular"/>
-          <w:b w:val="0"/>
-          <w:i w:val="0"/>
-          <w:color w:val="0000FF"/>
-          <w:sz w:val="24"/>
-        </w:rPr>
-        <w:hyperlink r:id="rId15" w:history="1">
-          <w:r>
-            <w:rPr>
-              <w:rStyle w:val="Hyperlink"/>
-            </w:rPr>
-            <w:t>oudenbosch/</w:t>
-          </w:r>
-        </w:hyperlink>
+        <w:t>museum-oudenbosch/</w:t>
       </w:r>
     </w:p>
     <w:p>

--- a/EXPORTS/DOCX/published/niveau3/English/MOudenbosch.docx
+++ b/EXPORTS/DOCX/published/niveau3/English/MOudenbosch.docx
@@ -224,35 +224,7 @@
           <w:color w:val="000000"/>
           <w:sz w:val="24"/>
         </w:rPr>
-        <w:t xml:space="preserve"> and Johannes Huybrechts. This fraternity later became known as the</w:t>
-      </w:r>
-      <w:r>
-        <w:rPr>
-          <w:u w:val="single" w:color="0000ff"/>
-          <w:rFonts w:ascii="Charis SIL Regular" w:hAnsi="Charis SIL Regular" w:eastAsia="Charis SIL Regular"/>
-          <w:b w:val="0"/>
-          <w:i w:val="0"/>
-          <w:color w:val="000000"/>
-          <w:sz w:val="24"/>
-        </w:rPr>
-        <w:hyperlink r:id="rId9" w:history="1">
-          <w:r>
-            <w:rPr>
-              <w:rStyle w:val="Hyperlink"/>
-            </w:rPr>
-            <w:t xml:space="preserve"> Broede</w:t>
-          </w:r>
-        </w:hyperlink>
-      </w:r>
-      <w:r>
-        <w:rPr>
-          <w:rFonts w:ascii="Charis SIL Regular" w:hAnsi="Charis SIL Regular" w:eastAsia="Charis SIL Regular"/>
-          <w:b w:val="0"/>
-          <w:i w:val="0"/>
-          <w:color w:val="000000"/>
-          <w:sz w:val="24"/>
-        </w:rPr>
-        <w:t xml:space="preserve">rs van </w:t>
+        <w:t xml:space="preserve"> and Johannes Huybrechts. This fraternity later became known as the Broeders van </w:t>
       </w:r>
       <w:r>
         <w:rPr>

--- a/EXPORTS/DOCX/published/niveau3/English/MOudenbosch.docx
+++ b/EXPORTS/DOCX/published/niveau3/English/MOudenbosch.docx
@@ -224,7 +224,35 @@
           <w:color w:val="000000"/>
           <w:sz w:val="24"/>
         </w:rPr>
-        <w:t xml:space="preserve"> and Johannes Huybrechts. This fraternity later became known as the Broeders van </w:t>
+        <w:t xml:space="preserve"> and Johannes Huybrechts. This fraternity later became known as the</w:t>
+      </w:r>
+      <w:r>
+        <w:rPr>
+          <w:u w:val="single" w:color="0000ff"/>
+          <w:rFonts w:ascii="Charis SIL Regular" w:hAnsi="Charis SIL Regular" w:eastAsia="Charis SIL Regular"/>
+          <w:b w:val="0"/>
+          <w:i w:val="0"/>
+          <w:color w:val="000000"/>
+          <w:sz w:val="24"/>
+        </w:rPr>
+        <w:hyperlink r:id="rId9" w:history="1">
+          <w:r>
+            <w:rPr>
+              <w:rStyle w:val="Hyperlink"/>
+            </w:rPr>
+            <w:t xml:space="preserve"> Broede</w:t>
+          </w:r>
+        </w:hyperlink>
+      </w:r>
+      <w:r>
+        <w:rPr>
+          <w:rFonts w:ascii="Charis SIL Regular" w:hAnsi="Charis SIL Regular" w:eastAsia="Charis SIL Regular"/>
+          <w:b w:val="0"/>
+          <w:i w:val="0"/>
+          <w:color w:val="000000"/>
+          <w:sz w:val="24"/>
+        </w:rPr>
+        <w:t xml:space="preserve">rs van </w:t>
       </w:r>
       <w:r>
         <w:rPr>
@@ -1854,8 +1882,52 @@
           <w:i w:val="0"/>
           <w:color w:val="0000FF"/>
           <w:sz w:val="24"/>
+          <w:u w:val="single"/>
         </w:rPr>
-        <w:t>museum-oudenbosch/</w:t>
+        <w:hyperlink r:id="rId15" w:history="1">
+          <w:r>
+            <w:rPr>
+              <w:rStyle w:val="Hyperlink"/>
+            </w:rPr>
+            <w:t>museum</w:t>
+          </w:r>
+        </w:hyperlink>
+      </w:r>
+      <w:r>
+        <w:rPr>
+          <w:rFonts w:ascii="Charis SIL Regular" w:hAnsi="Charis SIL Regular" w:eastAsia="Charis SIL Regular"/>
+          <w:b w:val="0"/>
+          <w:i w:val="0"/>
+          <w:color w:val="0000FF"/>
+          <w:sz w:val="24"/>
+          <w:u w:val="single"/>
+        </w:rPr>
+        <w:hyperlink r:id="rId15" w:history="1">
+          <w:r>
+            <w:rPr>
+              <w:rStyle w:val="Hyperlink"/>
+            </w:rPr>
+            <w:t>-</w:t>
+          </w:r>
+        </w:hyperlink>
+      </w:r>
+      <w:r>
+        <w:rPr>
+          <w:rFonts w:ascii="Charis SIL Regular" w:hAnsi="Charis SIL Regular" w:eastAsia="Charis SIL Regular"/>
+          <w:b w:val="0"/>
+          <w:i w:val="0"/>
+          <w:color w:val="0000FF"/>
+          <w:sz w:val="24"/>
+          <w:u w:val="single"/>
+        </w:rPr>
+        <w:hyperlink r:id="rId15" w:history="1">
+          <w:r>
+            <w:rPr>
+              <w:rStyle w:val="Hyperlink"/>
+            </w:rPr>
+            <w:t>oudenbosch/</w:t>
+          </w:r>
+        </w:hyperlink>
       </w:r>
     </w:p>
     <w:p>

--- a/EXPORTS/DOCX/published/niveau3/English/MOudenbosch.docx
+++ b/EXPORTS/DOCX/published/niveau3/English/MOudenbosch.docx
@@ -224,7 +224,35 @@
           <w:color w:val="000000"/>
           <w:sz w:val="24"/>
         </w:rPr>
-        <w:t xml:space="preserve"> and Johannes Huybrechts. This fraternity later became known as the Broeders van </w:t>
+        <w:t xml:space="preserve"> and Johannes Huybrechts. This fraternity later became known as the</w:t>
+      </w:r>
+      <w:r>
+        <w:rPr>
+          <w:u w:val="single" w:color="0000ff"/>
+          <w:rFonts w:ascii="Charis SIL Regular" w:hAnsi="Charis SIL Regular" w:eastAsia="Charis SIL Regular"/>
+          <w:b w:val="0"/>
+          <w:i w:val="0"/>
+          <w:color w:val="000000"/>
+          <w:sz w:val="24"/>
+        </w:rPr>
+        <w:hyperlink r:id="rId9" w:history="1">
+          <w:r>
+            <w:rPr>
+              <w:rStyle w:val="Hyperlink"/>
+            </w:rPr>
+            <w:t xml:space="preserve"> Broede</w:t>
+          </w:r>
+        </w:hyperlink>
+      </w:r>
+      <w:r>
+        <w:rPr>
+          <w:rFonts w:ascii="Charis SIL Regular" w:hAnsi="Charis SIL Regular" w:eastAsia="Charis SIL Regular"/>
+          <w:b w:val="0"/>
+          <w:i w:val="0"/>
+          <w:color w:val="000000"/>
+          <w:sz w:val="24"/>
+        </w:rPr>
+        <w:t xml:space="preserve">rs van </w:t>
       </w:r>
       <w:r>
         <w:rPr>

--- a/EXPORTS/DOCX/published/niveau3/English/MOudenbosch.docx
+++ b/EXPORTS/DOCX/published/niveau3/English/MOudenbosch.docx
@@ -1882,52 +1882,8 @@
           <w:i w:val="0"/>
           <w:color w:val="0000FF"/>
           <w:sz w:val="24"/>
-          <w:u w:val="single"/>
         </w:rPr>
-        <w:hyperlink r:id="rId15" w:history="1">
-          <w:r>
-            <w:rPr>
-              <w:rStyle w:val="Hyperlink"/>
-            </w:rPr>
-            <w:t>museum</w:t>
-          </w:r>
-        </w:hyperlink>
-      </w:r>
-      <w:r>
-        <w:rPr>
-          <w:rFonts w:ascii="Charis SIL Regular" w:hAnsi="Charis SIL Regular" w:eastAsia="Charis SIL Regular"/>
-          <w:b w:val="0"/>
-          <w:i w:val="0"/>
-          <w:color w:val="0000FF"/>
-          <w:sz w:val="24"/>
-          <w:u w:val="single"/>
-        </w:rPr>
-        <w:hyperlink r:id="rId15" w:history="1">
-          <w:r>
-            <w:rPr>
-              <w:rStyle w:val="Hyperlink"/>
-            </w:rPr>
-            <w:t>-</w:t>
-          </w:r>
-        </w:hyperlink>
-      </w:r>
-      <w:r>
-        <w:rPr>
-          <w:rFonts w:ascii="Charis SIL Regular" w:hAnsi="Charis SIL Regular" w:eastAsia="Charis SIL Regular"/>
-          <w:b w:val="0"/>
-          <w:i w:val="0"/>
-          <w:color w:val="0000FF"/>
-          <w:sz w:val="24"/>
-          <w:u w:val="single"/>
-        </w:rPr>
-        <w:hyperlink r:id="rId15" w:history="1">
-          <w:r>
-            <w:rPr>
-              <w:rStyle w:val="Hyperlink"/>
-            </w:rPr>
-            <w:t>oudenbosch/</w:t>
-          </w:r>
-        </w:hyperlink>
+        <w:t>museum-oudenbosch/</w:t>
       </w:r>
     </w:p>
     <w:p>

--- a/EXPORTS/DOCX/published/niveau3/English/MOudenbosch.docx
+++ b/EXPORTS/DOCX/published/niveau3/English/MOudenbosch.docx
@@ -1882,8 +1882,52 @@
           <w:i w:val="0"/>
           <w:color w:val="0000FF"/>
           <w:sz w:val="24"/>
+          <w:u w:val="single"/>
         </w:rPr>
-        <w:t>museum-oudenbosch/</w:t>
+        <w:hyperlink r:id="rId15" w:history="1">
+          <w:r>
+            <w:rPr>
+              <w:rStyle w:val="Hyperlink"/>
+            </w:rPr>
+            <w:t>museum</w:t>
+          </w:r>
+        </w:hyperlink>
+      </w:r>
+      <w:r>
+        <w:rPr>
+          <w:rFonts w:ascii="Charis SIL Regular" w:hAnsi="Charis SIL Regular" w:eastAsia="Charis SIL Regular"/>
+          <w:b w:val="0"/>
+          <w:i w:val="0"/>
+          <w:color w:val="0000FF"/>
+          <w:sz w:val="24"/>
+          <w:u w:val="single"/>
+        </w:rPr>
+        <w:hyperlink r:id="rId15" w:history="1">
+          <w:r>
+            <w:rPr>
+              <w:rStyle w:val="Hyperlink"/>
+            </w:rPr>
+            <w:t>-</w:t>
+          </w:r>
+        </w:hyperlink>
+      </w:r>
+      <w:r>
+        <w:rPr>
+          <w:rFonts w:ascii="Charis SIL Regular" w:hAnsi="Charis SIL Regular" w:eastAsia="Charis SIL Regular"/>
+          <w:b w:val="0"/>
+          <w:i w:val="0"/>
+          <w:color w:val="0000FF"/>
+          <w:sz w:val="24"/>
+          <w:u w:val="single"/>
+        </w:rPr>
+        <w:hyperlink r:id="rId15" w:history="1">
+          <w:r>
+            <w:rPr>
+              <w:rStyle w:val="Hyperlink"/>
+            </w:rPr>
+            <w:t>oudenbosch/</w:t>
+          </w:r>
+        </w:hyperlink>
       </w:r>
     </w:p>
     <w:p>

--- a/EXPORTS/DOCX/published/niveau3/English/MOudenbosch.docx
+++ b/EXPORTS/DOCX/published/niveau3/English/MOudenbosch.docx
@@ -224,7 +224,35 @@
           <w:color w:val="000000"/>
           <w:sz w:val="24"/>
         </w:rPr>
-        <w:t xml:space="preserve"> and Johannes Huybrechts. This fraternity later became known as the Broeders van </w:t>
+        <w:t xml:space="preserve"> and Johannes Huybrechts. This fraternity later became known as the</w:t>
+      </w:r>
+      <w:r>
+        <w:rPr>
+          <w:u w:val="single" w:color="0000ff"/>
+          <w:rFonts w:ascii="Charis SIL Regular" w:hAnsi="Charis SIL Regular" w:eastAsia="Charis SIL Regular"/>
+          <w:b w:val="0"/>
+          <w:i w:val="0"/>
+          <w:color w:val="000000"/>
+          <w:sz w:val="24"/>
+        </w:rPr>
+        <w:hyperlink r:id="rId9" w:history="1">
+          <w:r>
+            <w:rPr>
+              <w:rStyle w:val="Hyperlink"/>
+            </w:rPr>
+            <w:t xml:space="preserve"> Broede</w:t>
+          </w:r>
+        </w:hyperlink>
+      </w:r>
+      <w:r>
+        <w:rPr>
+          <w:rFonts w:ascii="Charis SIL Regular" w:hAnsi="Charis SIL Regular" w:eastAsia="Charis SIL Regular"/>
+          <w:b w:val="0"/>
+          <w:i w:val="0"/>
+          <w:color w:val="000000"/>
+          <w:sz w:val="24"/>
+        </w:rPr>
+        <w:t xml:space="preserve">rs van </w:t>
       </w:r>
       <w:r>
         <w:rPr>
@@ -1854,52 +1882,8 @@
           <w:i w:val="0"/>
           <w:color w:val="0000FF"/>
           <w:sz w:val="24"/>
-          <w:u w:val="single"/>
         </w:rPr>
-        <w:hyperlink r:id="rId15" w:history="1">
-          <w:r>
-            <w:rPr>
-              <w:rStyle w:val="Hyperlink"/>
-            </w:rPr>
-            <w:t>museum</w:t>
-          </w:r>
-        </w:hyperlink>
-      </w:r>
-      <w:r>
-        <w:rPr>
-          <w:rFonts w:ascii="Charis SIL Regular" w:hAnsi="Charis SIL Regular" w:eastAsia="Charis SIL Regular"/>
-          <w:b w:val="0"/>
-          <w:i w:val="0"/>
-          <w:color w:val="0000FF"/>
-          <w:sz w:val="24"/>
-          <w:u w:val="single"/>
-        </w:rPr>
-        <w:hyperlink r:id="rId15" w:history="1">
-          <w:r>
-            <w:rPr>
-              <w:rStyle w:val="Hyperlink"/>
-            </w:rPr>
-            <w:t>-</w:t>
-          </w:r>
-        </w:hyperlink>
-      </w:r>
-      <w:r>
-        <w:rPr>
-          <w:rFonts w:ascii="Charis SIL Regular" w:hAnsi="Charis SIL Regular" w:eastAsia="Charis SIL Regular"/>
-          <w:b w:val="0"/>
-          <w:i w:val="0"/>
-          <w:color w:val="0000FF"/>
-          <w:sz w:val="24"/>
-          <w:u w:val="single"/>
-        </w:rPr>
-        <w:hyperlink r:id="rId15" w:history="1">
-          <w:r>
-            <w:rPr>
-              <w:rStyle w:val="Hyperlink"/>
-            </w:rPr>
-            <w:t>oudenbosch/</w:t>
-          </w:r>
-        </w:hyperlink>
+        <w:t>museum-oudenbosch/</w:t>
       </w:r>
     </w:p>
     <w:p>

--- a/EXPORTS/DOCX/published/niveau3/English/MOudenbosch.docx
+++ b/EXPORTS/DOCX/published/niveau3/English/MOudenbosch.docx
@@ -1920,14 +1920,7 @@
           <w:sz w:val="24"/>
           <w:u w:val="single"/>
         </w:rPr>
-        <w:hyperlink r:id="rId15" w:history="1">
-          <w:r>
-            <w:rPr>
-              <w:rStyle w:val="Hyperlink"/>
-            </w:rPr>
-            <w:t>oudenbosch/</w:t>
-          </w:r>
-        </w:hyperlink>
+        <w:t>oudenbosch/</w:t>
       </w:r>
     </w:p>
     <w:p>

--- a/EXPORTS/DOCX/published/niveau3/English/MOudenbosch.docx
+++ b/EXPORTS/DOCX/published/niveau3/English/MOudenbosch.docx
@@ -1920,7 +1920,14 @@
           <w:sz w:val="24"/>
           <w:u w:val="single"/>
         </w:rPr>
-        <w:t>oudenbosch/</w:t>
+        <w:hyperlink r:id="rId15" w:history="1">
+          <w:r>
+            <w:rPr>
+              <w:rStyle w:val="Hyperlink"/>
+            </w:rPr>
+            <w:t>oudenbosch/</w:t>
+          </w:r>
+        </w:hyperlink>
       </w:r>
     </w:p>
     <w:p>

--- a/EXPORTS/DOCX/published/niveau3/English/MOudenbosch.docx
+++ b/EXPORTS/DOCX/published/niveau3/English/MOudenbosch.docx
@@ -1854,52 +1854,8 @@
           <w:i w:val="0"/>
           <w:color w:val="0000FF"/>
           <w:sz w:val="24"/>
-          <w:u w:val="single"/>
         </w:rPr>
-        <w:hyperlink r:id="rId15" w:history="1">
-          <w:r>
-            <w:rPr>
-              <w:rStyle w:val="Hyperlink"/>
-            </w:rPr>
-            <w:t>museum</w:t>
-          </w:r>
-        </w:hyperlink>
-      </w:r>
-      <w:r>
-        <w:rPr>
-          <w:rFonts w:ascii="Charis SIL Regular" w:hAnsi="Charis SIL Regular" w:eastAsia="Charis SIL Regular"/>
-          <w:b w:val="0"/>
-          <w:i w:val="0"/>
-          <w:color w:val="0000FF"/>
-          <w:sz w:val="24"/>
-          <w:u w:val="single"/>
-        </w:rPr>
-        <w:hyperlink r:id="rId15" w:history="1">
-          <w:r>
-            <w:rPr>
-              <w:rStyle w:val="Hyperlink"/>
-            </w:rPr>
-            <w:t>-</w:t>
-          </w:r>
-        </w:hyperlink>
-      </w:r>
-      <w:r>
-        <w:rPr>
-          <w:rFonts w:ascii="Charis SIL Regular" w:hAnsi="Charis SIL Regular" w:eastAsia="Charis SIL Regular"/>
-          <w:b w:val="0"/>
-          <w:i w:val="0"/>
-          <w:color w:val="0000FF"/>
-          <w:sz w:val="24"/>
-          <w:u w:val="single"/>
-        </w:rPr>
-        <w:hyperlink r:id="rId15" w:history="1">
-          <w:r>
-            <w:rPr>
-              <w:rStyle w:val="Hyperlink"/>
-            </w:rPr>
-            <w:t>oudenbosch/</w:t>
-          </w:r>
-        </w:hyperlink>
+        <w:t>museum-oudenbosch/</w:t>
       </w:r>
     </w:p>
     <w:p>

--- a/EXPORTS/DOCX/published/niveau3/English/MOudenbosch.docx
+++ b/EXPORTS/DOCX/published/niveau3/English/MOudenbosch.docx
@@ -235,14 +235,7 @@
           <w:color w:val="000000"/>
           <w:sz w:val="24"/>
         </w:rPr>
-        <w:hyperlink r:id="rId9" w:history="1">
-          <w:r>
-            <w:rPr>
-              <w:rStyle w:val="Hyperlink"/>
-            </w:rPr>
-            <w:t xml:space="preserve"> Broede</w:t>
-          </w:r>
-        </w:hyperlink>
+        <w:t xml:space="preserve"> Broede</w:t>
       </w:r>
       <w:r>
         <w:rPr>

--- a/EXPORTS/DOCX/published/niveau3/English/MOudenbosch.docx
+++ b/EXPORTS/DOCX/published/niveau3/English/MOudenbosch.docx
@@ -235,7 +235,14 @@
           <w:color w:val="000000"/>
           <w:sz w:val="24"/>
         </w:rPr>
-        <w:t xml:space="preserve"> Broede</w:t>
+        <w:hyperlink r:id="rId9" w:history="1">
+          <w:r>
+            <w:rPr>
+              <w:rStyle w:val="Hyperlink"/>
+            </w:rPr>
+            <w:t xml:space="preserve"> Broede</w:t>
+          </w:r>
+        </w:hyperlink>
       </w:r>
       <w:r>
         <w:rPr>
@@ -1875,52 +1882,8 @@
           <w:i w:val="0"/>
           <w:color w:val="0000FF"/>
           <w:sz w:val="24"/>
-          <w:u w:val="single"/>
         </w:rPr>
-        <w:hyperlink r:id="rId15" w:history="1">
-          <w:r>
-            <w:rPr>
-              <w:rStyle w:val="Hyperlink"/>
-            </w:rPr>
-            <w:t>museum</w:t>
-          </w:r>
-        </w:hyperlink>
-      </w:r>
-      <w:r>
-        <w:rPr>
-          <w:rFonts w:ascii="Charis SIL Regular" w:hAnsi="Charis SIL Regular" w:eastAsia="Charis SIL Regular"/>
-          <w:b w:val="0"/>
-          <w:i w:val="0"/>
-          <w:color w:val="0000FF"/>
-          <w:sz w:val="24"/>
-          <w:u w:val="single"/>
-        </w:rPr>
-        <w:hyperlink r:id="rId15" w:history="1">
-          <w:r>
-            <w:rPr>
-              <w:rStyle w:val="Hyperlink"/>
-            </w:rPr>
-            <w:t>-</w:t>
-          </w:r>
-        </w:hyperlink>
-      </w:r>
-      <w:r>
-        <w:rPr>
-          <w:rFonts w:ascii="Charis SIL Regular" w:hAnsi="Charis SIL Regular" w:eastAsia="Charis SIL Regular"/>
-          <w:b w:val="0"/>
-          <w:i w:val="0"/>
-          <w:color w:val="0000FF"/>
-          <w:sz w:val="24"/>
-          <w:u w:val="single"/>
-        </w:rPr>
-        <w:hyperlink r:id="rId15" w:history="1">
-          <w:r>
-            <w:rPr>
-              <w:rStyle w:val="Hyperlink"/>
-            </w:rPr>
-            <w:t>oudenbosch/</w:t>
-          </w:r>
-        </w:hyperlink>
+        <w:t>museum-oudenbosch/</w:t>
       </w:r>
     </w:p>
     <w:p>

--- a/EXPORTS/DOCX/published/niveau3/English/MOudenbosch.docx
+++ b/EXPORTS/DOCX/published/niveau3/English/MOudenbosch.docx
@@ -1935,7 +1935,7 @@
         <w:autoSpaceDN w:val="0"/>
         <w:autoSpaceDE w:val="0"/>
         <w:widowControl/>
-        <w:spacing w:line="538" w:lineRule="exact" w:before="478" w:after="0"/>
+        <w:spacing w:line="538" w:lineRule="exact" w:before="458" w:after="0"/>
         <w:ind w:left="0" w:right="0" w:firstLine="0"/>
         <w:jc w:val="left"/>
       </w:pPr>
@@ -1974,7 +1974,7 @@
       <w:pPr>
         <w:sectPr>
           <w:pgSz w:w="11900" w:h="16840"/>
-          <w:pgMar w:top="306" w:right="940" w:bottom="596" w:left="960" w:header="720" w:footer="720" w:gutter="0"/>
+          <w:pgMar w:top="306" w:right="940" w:bottom="604" w:left="960" w:header="720" w:footer="720" w:gutter="0"/>
           <w:cols/>
           <w:docGrid w:linePitch="360"/>
         </w:sectPr>

--- a/EXPORTS/DOCX/published/niveau3/English/MOudenbosch.docx
+++ b/EXPORTS/DOCX/published/niveau3/English/MOudenbosch.docx
@@ -224,7 +224,35 @@
           <w:color w:val="000000"/>
           <w:sz w:val="24"/>
         </w:rPr>
-        <w:t xml:space="preserve"> and Johannes Huybrechts. This fraternity later became known as the Broeders van </w:t>
+        <w:t xml:space="preserve"> and Johannes Huybrechts. This fraternity later became known as the</w:t>
+      </w:r>
+      <w:r>
+        <w:rPr>
+          <w:u w:val="single" w:color="0000ff"/>
+          <w:rFonts w:ascii="Charis SIL Regular" w:hAnsi="Charis SIL Regular" w:eastAsia="Charis SIL Regular"/>
+          <w:b w:val="0"/>
+          <w:i w:val="0"/>
+          <w:color w:val="000000"/>
+          <w:sz w:val="24"/>
+        </w:rPr>
+        <w:hyperlink r:id="rId9" w:history="1">
+          <w:r>
+            <w:rPr>
+              <w:rStyle w:val="Hyperlink"/>
+            </w:rPr>
+            <w:t xml:space="preserve"> Broede</w:t>
+          </w:r>
+        </w:hyperlink>
+      </w:r>
+      <w:r>
+        <w:rPr>
+          <w:rFonts w:ascii="Charis SIL Regular" w:hAnsi="Charis SIL Regular" w:eastAsia="Charis SIL Regular"/>
+          <w:b w:val="0"/>
+          <w:i w:val="0"/>
+          <w:color w:val="000000"/>
+          <w:sz w:val="24"/>
+        </w:rPr>
+        <w:t xml:space="preserve">rs van </w:t>
       </w:r>
       <w:r>
         <w:rPr>
@@ -1874,32 +1902,7 @@
           <w:sz w:val="24"/>
           <w:u w:val="single"/>
         </w:rPr>
-        <w:hyperlink r:id="rId15" w:history="1">
-          <w:r>
-            <w:rPr>
-              <w:rStyle w:val="Hyperlink"/>
-            </w:rPr>
-            <w:t>-</w:t>
-          </w:r>
-        </w:hyperlink>
-      </w:r>
-      <w:r>
-        <w:rPr>
-          <w:rFonts w:ascii="Charis SIL Regular" w:hAnsi="Charis SIL Regular" w:eastAsia="Charis SIL Regular"/>
-          <w:b w:val="0"/>
-          <w:i w:val="0"/>
-          <w:color w:val="0000FF"/>
-          <w:sz w:val="24"/>
-          <w:u w:val="single"/>
-        </w:rPr>
-        <w:hyperlink r:id="rId15" w:history="1">
-          <w:r>
-            <w:rPr>
-              <w:rStyle w:val="Hyperlink"/>
-            </w:rPr>
-            <w:t>oudenbosch/</w:t>
-          </w:r>
-        </w:hyperlink>
+        <w:t>-oudenbosch/</w:t>
       </w:r>
     </w:p>
     <w:p>

--- a/EXPORTS/DOCX/published/niveau3/English/MOudenbosch.docx
+++ b/EXPORTS/DOCX/published/niveau3/English/MOudenbosch.docx
@@ -224,35 +224,7 @@
           <w:color w:val="000000"/>
           <w:sz w:val="24"/>
         </w:rPr>
-        <w:t xml:space="preserve"> and Johannes Huybrechts. This fraternity later became known as the</w:t>
-      </w:r>
-      <w:r>
-        <w:rPr>
-          <w:u w:val="single" w:color="0000ff"/>
-          <w:rFonts w:ascii="Charis SIL Regular" w:hAnsi="Charis SIL Regular" w:eastAsia="Charis SIL Regular"/>
-          <w:b w:val="0"/>
-          <w:i w:val="0"/>
-          <w:color w:val="000000"/>
-          <w:sz w:val="24"/>
-        </w:rPr>
-        <w:hyperlink r:id="rId9" w:history="1">
-          <w:r>
-            <w:rPr>
-              <w:rStyle w:val="Hyperlink"/>
-            </w:rPr>
-            <w:t xml:space="preserve"> Broede</w:t>
-          </w:r>
-        </w:hyperlink>
-      </w:r>
-      <w:r>
-        <w:rPr>
-          <w:rFonts w:ascii="Charis SIL Regular" w:hAnsi="Charis SIL Regular" w:eastAsia="Charis SIL Regular"/>
-          <w:b w:val="0"/>
-          <w:i w:val="0"/>
-          <w:color w:val="000000"/>
-          <w:sz w:val="24"/>
-        </w:rPr>
-        <w:t xml:space="preserve">rs van </w:t>
+        <w:t xml:space="preserve"> and Johannes Huybrechts. This fraternity later became known as the Broeders van </w:t>
       </w:r>
       <w:r>
         <w:rPr>
@@ -1902,7 +1874,32 @@
           <w:sz w:val="24"/>
           <w:u w:val="single"/>
         </w:rPr>
-        <w:t>-oudenbosch/</w:t>
+        <w:hyperlink r:id="rId15" w:history="1">
+          <w:r>
+            <w:rPr>
+              <w:rStyle w:val="Hyperlink"/>
+            </w:rPr>
+            <w:t>-</w:t>
+          </w:r>
+        </w:hyperlink>
+      </w:r>
+      <w:r>
+        <w:rPr>
+          <w:rFonts w:ascii="Charis SIL Regular" w:hAnsi="Charis SIL Regular" w:eastAsia="Charis SIL Regular"/>
+          <w:b w:val="0"/>
+          <w:i w:val="0"/>
+          <w:color w:val="0000FF"/>
+          <w:sz w:val="24"/>
+          <w:u w:val="single"/>
+        </w:rPr>
+        <w:hyperlink r:id="rId15" w:history="1">
+          <w:r>
+            <w:rPr>
+              <w:rStyle w:val="Hyperlink"/>
+            </w:rPr>
+            <w:t>oudenbosch/</w:t>
+          </w:r>
+        </w:hyperlink>
       </w:r>
     </w:p>
     <w:p>
